--- a/atelier/atelier_028.docx
+++ b/atelier/atelier_028.docx
@@ -445,7 +445,7 @@
           </w:tcPr>
           <w:p>
             <w:r>
-              <w:t xml:space="preserve">Cartographie (#26) et points de synchro (#27) en place</w:t>
+              <w:t xml:space="preserve">Cartographie et points de synchro en place</w:t>
             </w:r>
           </w:p>
         </w:tc>
@@ -564,7 +564,7 @@
         </w:numPr>
       </w:pPr>
       <w:r>
-        <w:t xml:space="preserve">Pour chaque dépendance floue, une action avant le sprint : vérifier auprès de la squad cible (via le point de synchro #27), ou sécuriser un engagement, ou réordonner pour démarrer l'US une fois la dépendance levée. On n'embarque pas un flou non traité.</w:t>
+        <w:t xml:space="preserve">Pour chaque dépendance floue, une action avant le sprint : vérifier auprès de la squad cible (via le point de synchro), ou sécuriser un engagement, ou réordonner pour démarrer l'US une fois la dépendance levée. On n'embarque pas un flou non traité.</w:t>
       </w:r>
     </w:p>
     <w:p>
@@ -727,7 +727,7 @@
         </w:numPr>
       </w:pPr>
       <w:r>
-        <w:t xml:space="preserve">(10 min) Définir le traitement des flous — pour chaque type de dépendance floue, l'action à mener avant d'embarquer l'US (vérification via synchro #27, sécurisation, réordonnancement).</w:t>
+        <w:t xml:space="preserve">(10 min) Définir le traitement des flous — pour chaque type de dépendance floue, l'action à mener avant d'embarquer l'US (vérification via synchro, sécurisation, réordonnancement).</w:t>
       </w:r>
     </w:p>
     <w:p>
